--- a/Documentação - Projeto pessoal.docx
+++ b/Documentação - Projeto pessoal.docx
@@ -30,7 +30,7 @@
                     </pic:cNvPicPr>
                   </pic:nvPicPr>
                   <pic:blipFill>
-                    <a:blip r:embed="rId6">
+                    <a:blip r:embed="rId8">
                       <a:extLst>
                         <a:ext uri="{28A0092B-C50C-407E-A947-70E740481C1C}">
                           <a14:useLocalDpi xmlns:a14="http://schemas.microsoft.com/office/drawing/2010/main" val="0"/>
@@ -828,6 +828,25 @@
       <w:pPr>
         <w:jc w:val="both"/>
       </w:pPr>
+      <w:r>
+        <w:lastRenderedPageBreak/>
+        <w:t>Essa busca por ambientes que transformem a educação musical em algo vivo, acessível e conectado ao cotidiano das pessoas reflete diretamente o espírito do </w:t>
+      </w:r>
+      <w:r>
+        <w:rPr>
+          <w:b/>
+          <w:bCs/>
+        </w:rPr>
+        <w:t>ODS 4: Educação de Qualidade</w:t>
+      </w:r>
+      <w:r>
+        <w:t>, que visa assegurar aprendizagem inclusiva e equitativa, promovendo oportunidades de acesso à cultura e ao conhecimento ao longo da vida para todos.</w:t>
+      </w:r>
+    </w:p>
+    <w:p>
+      <w:pPr>
+        <w:jc w:val="both"/>
+      </w:pPr>
     </w:p>
     <w:p>
       <w:pPr>
@@ -1082,6 +1101,7 @@
         <w:jc w:val="both"/>
       </w:pPr>
       <w:r>
+        <w:lastRenderedPageBreak/>
         <w:t>Aumentar a conexão de pessoas que gostam de música clássica e trocar a visão das pessoas que não gostam</w:t>
       </w:r>
     </w:p>
@@ -1124,7 +1144,6 @@
           <w:b/>
           <w:bCs/>
         </w:rPr>
-        <w:lastRenderedPageBreak/>
         <w:t>LIMITES E EXCLU</w:t>
       </w:r>
       <w:r>
@@ -1166,13 +1185,8 @@
         </w:numPr>
         <w:jc w:val="both"/>
       </w:pPr>
-      <w:proofErr w:type="gramStart"/>
-      <w:r>
-        <w:t>Curtir</w:t>
-      </w:r>
-      <w:proofErr w:type="gramEnd"/>
-      <w:r>
-        <w:t xml:space="preserve"> posts</w:t>
+      <w:r>
+        <w:t>Curtir posts</w:t>
       </w:r>
     </w:p>
     <w:p>
@@ -1186,6 +1200,35 @@
       <w:r>
         <w:t>Comentar nos posts</w:t>
       </w:r>
+    </w:p>
+    <w:p>
+      <w:pPr>
+        <w:numPr>
+          <w:ilvl w:val="0"/>
+          <w:numId w:val="2"/>
+        </w:numPr>
+        <w:jc w:val="both"/>
+      </w:pPr>
+      <w:r>
+        <w:t>Postar posts com imagens, Gifs e vídeos</w:t>
+      </w:r>
+    </w:p>
+    <w:p>
+      <w:pPr>
+        <w:numPr>
+          <w:ilvl w:val="0"/>
+          <w:numId w:val="2"/>
+        </w:numPr>
+        <w:jc w:val="both"/>
+      </w:pPr>
+      <w:r>
+        <w:t xml:space="preserve">Postar </w:t>
+      </w:r>
+      <w:proofErr w:type="spellStart"/>
+      <w:r>
+        <w:t>PDFs</w:t>
+      </w:r>
+      <w:proofErr w:type="spellEnd"/>
     </w:p>
     <w:p>
       <w:pPr>
@@ -1296,7 +1339,6 @@
         <w:jc w:val="both"/>
       </w:pPr>
       <w:r>
-        <w:tab/>
         <w:t>Hardware:</w:t>
       </w:r>
     </w:p>
@@ -1321,7 +1363,21 @@
         <w:jc w:val="both"/>
       </w:pPr>
       <w:r>
-        <w:t>Banco de dados – Para que os dados do usuário e ações realizadas dentro da plataforma fiquem salvos.</w:t>
+        <w:t xml:space="preserve">Banco de </w:t>
+      </w:r>
+      <w:proofErr w:type="spellStart"/>
+      <w:r>
+        <w:t>dad</w:t>
+      </w:r>
+      <w:r>
+        <w:t>’</w:t>
+      </w:r>
+      <w:r>
+        <w:t>os</w:t>
+      </w:r>
+      <w:proofErr w:type="spellEnd"/>
+      <w:r>
+        <w:t xml:space="preserve"> – Para que os dados do usuário e ações realizadas dentro da plataforma fiquem salvos.</w:t>
       </w:r>
     </w:p>
     <w:p>
@@ -1341,6 +1397,7 @@
         <w:jc w:val="both"/>
       </w:pPr>
       <w:r>
+        <w:lastRenderedPageBreak/>
         <w:t xml:space="preserve">VS </w:t>
       </w:r>
       <w:proofErr w:type="spellStart"/>
@@ -1427,7 +1484,6 @@
           <w:b/>
           <w:bCs/>
         </w:rPr>
-        <w:lastRenderedPageBreak/>
         <w:t>REQUISITOS</w:t>
       </w:r>
     </w:p>
@@ -1827,31 +1883,7 @@
                 <w:lang w:eastAsia="pt-BR"/>
                 <w14:ligatures w14:val="none"/>
               </w:rPr>
-              <w:t xml:space="preserve">Página destinada para realizar o login com as </w:t>
-            </w:r>
-            <w:r>
-              <w:rPr>
-                <w:rFonts w:ascii="Aptos Display" w:eastAsia="Times New Roman" w:hAnsi="Aptos Display" w:cs="Calibri"/>
-                <w:color w:val="000000"/>
-                <w:kern w:val="0"/>
-                <w:sz w:val="22"/>
-                <w:szCs w:val="22"/>
-                <w:lang w:eastAsia="pt-BR"/>
-                <w14:ligatures w14:val="none"/>
-              </w:rPr>
-              <w:t>credenciais</w:t>
-            </w:r>
-            <w:r>
-              <w:rPr>
-                <w:rFonts w:ascii="Aptos Display" w:eastAsia="Times New Roman" w:hAnsi="Aptos Display" w:cs="Calibri"/>
-                <w:color w:val="000000"/>
-                <w:kern w:val="0"/>
-                <w:sz w:val="22"/>
-                <w:szCs w:val="22"/>
-                <w:lang w:eastAsia="pt-BR"/>
-                <w14:ligatures w14:val="none"/>
-              </w:rPr>
-              <w:t xml:space="preserve"> cadastradas.</w:t>
+              <w:t>Página destinada para realizar o login com as credenciais cadastradas.</w:t>
             </w:r>
           </w:p>
         </w:tc>
@@ -2277,31 +2309,7 @@
                 <w:lang w:eastAsia="pt-BR"/>
                 <w14:ligatures w14:val="none"/>
               </w:rPr>
-              <w:t xml:space="preserve">Página dedicada para realizar o cadastro de </w:t>
-            </w:r>
-            <w:r>
-              <w:rPr>
-                <w:rFonts w:ascii="Aptos Display" w:eastAsia="Times New Roman" w:hAnsi="Aptos Display" w:cs="Calibri"/>
-                <w:color w:val="000000"/>
-                <w:kern w:val="0"/>
-                <w:sz w:val="22"/>
-                <w:szCs w:val="22"/>
-                <w:lang w:eastAsia="pt-BR"/>
-                <w14:ligatures w14:val="none"/>
-              </w:rPr>
-              <w:t>uma nova conta</w:t>
-            </w:r>
-            <w:r>
-              <w:rPr>
-                <w:rFonts w:ascii="Aptos Display" w:eastAsia="Times New Roman" w:hAnsi="Aptos Display" w:cs="Calibri"/>
-                <w:color w:val="000000"/>
-                <w:kern w:val="0"/>
-                <w:sz w:val="22"/>
-                <w:szCs w:val="22"/>
-                <w:lang w:eastAsia="pt-BR"/>
-                <w14:ligatures w14:val="none"/>
-              </w:rPr>
-              <w:t>.</w:t>
+              <w:t>Página dedicada para realizar o cadastro de uma nova conta.</w:t>
             </w:r>
           </w:p>
         </w:tc>
@@ -2514,55 +2522,7 @@
                 <w:lang w:eastAsia="pt-BR"/>
                 <w14:ligatures w14:val="none"/>
               </w:rPr>
-              <w:t xml:space="preserve">Para realizar o cadastro </w:t>
-            </w:r>
-            <w:r>
-              <w:rPr>
-                <w:rFonts w:ascii="Aptos Display" w:eastAsia="Times New Roman" w:hAnsi="Aptos Display" w:cs="Calibri"/>
-                <w:color w:val="000000"/>
-                <w:kern w:val="0"/>
-                <w:sz w:val="22"/>
-                <w:szCs w:val="22"/>
-                <w:lang w:eastAsia="pt-BR"/>
-                <w14:ligatures w14:val="none"/>
-              </w:rPr>
-              <w:t>deverá</w:t>
-            </w:r>
-            <w:r>
-              <w:rPr>
-                <w:rFonts w:ascii="Aptos Display" w:eastAsia="Times New Roman" w:hAnsi="Aptos Display" w:cs="Calibri"/>
-                <w:color w:val="000000"/>
-                <w:kern w:val="0"/>
-                <w:sz w:val="22"/>
-                <w:szCs w:val="22"/>
-                <w:lang w:eastAsia="pt-BR"/>
-                <w14:ligatures w14:val="none"/>
-              </w:rPr>
-              <w:t xml:space="preserve"> ser requerido os dados: nome do usuário, </w:t>
-            </w:r>
-            <w:r>
-              <w:rPr>
-                <w:rFonts w:ascii="Aptos Display" w:eastAsia="Times New Roman" w:hAnsi="Aptos Display" w:cs="Calibri"/>
-                <w:color w:val="000000"/>
-                <w:kern w:val="0"/>
-                <w:sz w:val="22"/>
-                <w:szCs w:val="22"/>
-                <w:lang w:eastAsia="pt-BR"/>
-                <w14:ligatures w14:val="none"/>
-              </w:rPr>
-              <w:t>Email</w:t>
-            </w:r>
-            <w:r>
-              <w:rPr>
-                <w:rFonts w:ascii="Aptos Display" w:eastAsia="Times New Roman" w:hAnsi="Aptos Display" w:cs="Calibri"/>
-                <w:color w:val="000000"/>
-                <w:kern w:val="0"/>
-                <w:sz w:val="22"/>
-                <w:szCs w:val="22"/>
-                <w:lang w:eastAsia="pt-BR"/>
-                <w14:ligatures w14:val="none"/>
-              </w:rPr>
-              <w:t xml:space="preserve"> e senha</w:t>
+              <w:t>Para realizar o cadastro deverá ser requerido os dados: nome do usuário, Email e senha</w:t>
             </w:r>
           </w:p>
         </w:tc>
@@ -2988,31 +2948,7 @@
                 <w:lang w:eastAsia="pt-BR"/>
                 <w14:ligatures w14:val="none"/>
               </w:rPr>
-              <w:t xml:space="preserve">Usuários podem comentar em post de </w:t>
-            </w:r>
-            <w:r>
-              <w:rPr>
-                <w:rFonts w:ascii="Aptos Display" w:eastAsia="Times New Roman" w:hAnsi="Aptos Display" w:cs="Calibri"/>
-                <w:color w:val="000000"/>
-                <w:kern w:val="0"/>
-                <w:sz w:val="22"/>
-                <w:szCs w:val="22"/>
-                <w:lang w:eastAsia="pt-BR"/>
-                <w14:ligatures w14:val="none"/>
-              </w:rPr>
-              <w:t>outros usuários</w:t>
-            </w:r>
-            <w:r>
-              <w:rPr>
-                <w:rFonts w:ascii="Aptos Display" w:eastAsia="Times New Roman" w:hAnsi="Aptos Display" w:cs="Calibri"/>
-                <w:color w:val="000000"/>
-                <w:kern w:val="0"/>
-                <w:sz w:val="22"/>
-                <w:szCs w:val="22"/>
-                <w:lang w:eastAsia="pt-BR"/>
-                <w14:ligatures w14:val="none"/>
-              </w:rPr>
-              <w:t>.</w:t>
+              <w:t>Usuários podem comentar em post de outros usuários.</w:t>
             </w:r>
           </w:p>
         </w:tc>
@@ -3225,83 +3161,7 @@
                 <w:lang w:eastAsia="pt-BR"/>
                 <w14:ligatures w14:val="none"/>
               </w:rPr>
-              <w:t xml:space="preserve">Usuários podem </w:t>
-            </w:r>
-            <w:proofErr w:type="gramStart"/>
-            <w:r>
-              <w:rPr>
-                <w:rFonts w:ascii="Aptos Display" w:eastAsia="Times New Roman" w:hAnsi="Aptos Display" w:cs="Calibri"/>
-                <w:color w:val="000000"/>
-                <w:kern w:val="0"/>
-                <w:sz w:val="22"/>
-                <w:szCs w:val="22"/>
-                <w:lang w:eastAsia="pt-BR"/>
-                <w14:ligatures w14:val="none"/>
-              </w:rPr>
-              <w:t xml:space="preserve">curtir </w:t>
-            </w:r>
-            <w:r>
-              <w:rPr>
-                <w:rFonts w:ascii="Aptos Display" w:eastAsia="Times New Roman" w:hAnsi="Aptos Display" w:cs="Calibri"/>
-                <w:color w:val="000000"/>
-                <w:kern w:val="0"/>
-                <w:sz w:val="22"/>
-                <w:szCs w:val="22"/>
-                <w:lang w:eastAsia="pt-BR"/>
-                <w14:ligatures w14:val="none"/>
-              </w:rPr>
-              <w:t>os</w:t>
-            </w:r>
-            <w:proofErr w:type="gramEnd"/>
-            <w:r>
-              <w:rPr>
-                <w:rFonts w:ascii="Aptos Display" w:eastAsia="Times New Roman" w:hAnsi="Aptos Display" w:cs="Calibri"/>
-                <w:color w:val="000000"/>
-                <w:kern w:val="0"/>
-                <w:sz w:val="22"/>
-                <w:szCs w:val="22"/>
-                <w:lang w:eastAsia="pt-BR"/>
-                <w14:ligatures w14:val="none"/>
-              </w:rPr>
-              <w:t xml:space="preserve"> posts</w:t>
-            </w:r>
-            <w:r>
-              <w:rPr>
-                <w:rFonts w:ascii="Aptos Display" w:eastAsia="Times New Roman" w:hAnsi="Aptos Display" w:cs="Calibri"/>
-                <w:color w:val="000000"/>
-                <w:kern w:val="0"/>
-                <w:sz w:val="22"/>
-                <w:szCs w:val="22"/>
-                <w:lang w:eastAsia="pt-BR"/>
-                <w14:ligatures w14:val="none"/>
-              </w:rPr>
-              <w:t xml:space="preserve"> de </w:t>
-            </w:r>
-            <w:proofErr w:type="gramStart"/>
-            <w:r>
-              <w:rPr>
-                <w:rFonts w:ascii="Aptos Display" w:eastAsia="Times New Roman" w:hAnsi="Aptos Display" w:cs="Calibri"/>
-                <w:color w:val="000000"/>
-                <w:kern w:val="0"/>
-                <w:sz w:val="22"/>
-                <w:szCs w:val="22"/>
-                <w:lang w:eastAsia="pt-BR"/>
-                <w14:ligatures w14:val="none"/>
-              </w:rPr>
-              <w:t>outros usuário</w:t>
-            </w:r>
-            <w:proofErr w:type="gramEnd"/>
-            <w:r>
-              <w:rPr>
-                <w:rFonts w:ascii="Aptos Display" w:eastAsia="Times New Roman" w:hAnsi="Aptos Display" w:cs="Calibri"/>
-                <w:color w:val="000000"/>
-                <w:kern w:val="0"/>
-                <w:sz w:val="22"/>
-                <w:szCs w:val="22"/>
-                <w:lang w:eastAsia="pt-BR"/>
-                <w14:ligatures w14:val="none"/>
-              </w:rPr>
-              <w:t>.</w:t>
+              <w:t>Usuários podem curtir os posts de outros usuário.</w:t>
             </w:r>
           </w:p>
         </w:tc>
@@ -3514,31 +3374,7 @@
                 <w:lang w:eastAsia="pt-BR"/>
                 <w14:ligatures w14:val="none"/>
               </w:rPr>
-              <w:t xml:space="preserve">O site deve ser estruturado em HTML, CSS e </w:t>
-            </w:r>
-            <w:r>
-              <w:rPr>
-                <w:rFonts w:ascii="Aptos Display" w:eastAsia="Times New Roman" w:hAnsi="Aptos Display" w:cs="Calibri"/>
-                <w:color w:val="000000"/>
-                <w:kern w:val="0"/>
-                <w:sz w:val="22"/>
-                <w:szCs w:val="22"/>
-                <w:lang w:eastAsia="pt-BR"/>
-                <w14:ligatures w14:val="none"/>
-              </w:rPr>
-              <w:t>Java</w:t>
-            </w:r>
-            <w:r>
-              <w:rPr>
-                <w:rFonts w:ascii="Aptos Display" w:eastAsia="Times New Roman" w:hAnsi="Aptos Display" w:cs="Calibri"/>
-                <w:color w:val="000000"/>
-                <w:kern w:val="0"/>
-                <w:sz w:val="22"/>
-                <w:szCs w:val="22"/>
-                <w:lang w:eastAsia="pt-BR"/>
-                <w14:ligatures w14:val="none"/>
-              </w:rPr>
-              <w:t>.</w:t>
+              <w:t>O site deve ser estruturado em HTML, CSS e Java.</w:t>
             </w:r>
           </w:p>
         </w:tc>
@@ -3964,31 +3800,7 @@
                 <w:lang w:eastAsia="pt-BR"/>
                 <w14:ligatures w14:val="none"/>
               </w:rPr>
-              <w:t xml:space="preserve">Modelagem de um banco de dados destinado a cadastro de informações do </w:t>
-            </w:r>
-            <w:r>
-              <w:rPr>
-                <w:rFonts w:ascii="Aptos Display" w:eastAsia="Times New Roman" w:hAnsi="Aptos Display" w:cs="Calibri"/>
-                <w:color w:val="000000"/>
-                <w:kern w:val="0"/>
-                <w:sz w:val="22"/>
-                <w:szCs w:val="22"/>
-                <w:lang w:eastAsia="pt-BR"/>
-                <w14:ligatures w14:val="none"/>
-              </w:rPr>
-              <w:t>usuário</w:t>
-            </w:r>
-            <w:r>
-              <w:rPr>
-                <w:rFonts w:ascii="Aptos Display" w:eastAsia="Times New Roman" w:hAnsi="Aptos Display" w:cs="Calibri"/>
-                <w:color w:val="000000"/>
-                <w:kern w:val="0"/>
-                <w:sz w:val="22"/>
-                <w:szCs w:val="22"/>
-                <w:lang w:eastAsia="pt-BR"/>
-                <w14:ligatures w14:val="none"/>
-              </w:rPr>
-              <w:t>, dados dos posts e interações n:n como curtida e comentário</w:t>
+              <w:t>Modelagem de um banco de dados destinado a cadastro de informações do usuário, dados dos posts e interações n:n como curtida e comentário</w:t>
             </w:r>
           </w:p>
         </w:tc>
@@ -4201,31 +4013,7 @@
                 <w:lang w:eastAsia="pt-BR"/>
                 <w14:ligatures w14:val="none"/>
               </w:rPr>
-              <w:t xml:space="preserve">A API </w:t>
-            </w:r>
-            <w:r>
-              <w:rPr>
-                <w:rFonts w:ascii="Aptos Display" w:eastAsia="Times New Roman" w:hAnsi="Aptos Display" w:cs="Calibri"/>
-                <w:color w:val="000000"/>
-                <w:kern w:val="0"/>
-                <w:sz w:val="22"/>
-                <w:szCs w:val="22"/>
-                <w:lang w:eastAsia="pt-BR"/>
-                <w14:ligatures w14:val="none"/>
-              </w:rPr>
-              <w:t>deverá</w:t>
-            </w:r>
-            <w:r>
-              <w:rPr>
-                <w:rFonts w:ascii="Aptos Display" w:eastAsia="Times New Roman" w:hAnsi="Aptos Display" w:cs="Calibri"/>
-                <w:color w:val="000000"/>
-                <w:kern w:val="0"/>
-                <w:sz w:val="22"/>
-                <w:szCs w:val="22"/>
-                <w:lang w:eastAsia="pt-BR"/>
-                <w14:ligatures w14:val="none"/>
-              </w:rPr>
-              <w:t xml:space="preserve"> ser configurada para conectar o banco de dados com as dashboards no site.</w:t>
+              <w:t>A API deverá ser configurada para conectar o banco de dados com as dashboards no site.</w:t>
             </w:r>
           </w:p>
         </w:tc>
@@ -4438,19 +4226,7 @@
                 <w:lang w:eastAsia="pt-BR"/>
                 <w14:ligatures w14:val="none"/>
               </w:rPr>
-              <w:t>Deverá</w:t>
-            </w:r>
-            <w:r>
-              <w:rPr>
-                <w:rFonts w:ascii="Aptos Display" w:eastAsia="Times New Roman" w:hAnsi="Aptos Display" w:cs="Calibri"/>
-                <w:color w:val="000000"/>
-                <w:kern w:val="0"/>
-                <w:sz w:val="22"/>
-                <w:szCs w:val="22"/>
-                <w:lang w:eastAsia="pt-BR"/>
-                <w14:ligatures w14:val="none"/>
-              </w:rPr>
-              <w:t xml:space="preserve"> ser montado uma Dashboard para exibir os dados de acordo com a KPI escolhido.</w:t>
+              <w:t>Deverá ser montado uma Dashboard para exibir os dados de acordo com a KPI escolhido.</w:t>
             </w:r>
           </w:p>
         </w:tc>
@@ -4622,19 +4398,7 @@
                 <w:lang w:eastAsia="pt-BR"/>
                 <w14:ligatures w14:val="none"/>
               </w:rPr>
-              <w:t xml:space="preserve">Criação de </w:t>
-            </w:r>
-            <w:r>
-              <w:rPr>
-                <w:rFonts w:ascii="Aptos Display" w:eastAsia="Times New Roman" w:hAnsi="Aptos Display" w:cs="Calibri"/>
-                <w:color w:val="000000"/>
-                <w:kern w:val="0"/>
-                <w:sz w:val="22"/>
-                <w:szCs w:val="22"/>
-                <w:lang w:eastAsia="pt-BR"/>
-                <w14:ligatures w14:val="none"/>
-              </w:rPr>
-              <w:t>novos posts</w:t>
+              <w:t>Criação de novos posts</w:t>
             </w:r>
           </w:p>
         </w:tc>
@@ -4675,43 +4439,7 @@
                 <w:lang w:eastAsia="pt-BR"/>
                 <w14:ligatures w14:val="none"/>
               </w:rPr>
-              <w:t>Deverá</w:t>
-            </w:r>
-            <w:r>
-              <w:rPr>
-                <w:rFonts w:ascii="Aptos Display" w:eastAsia="Times New Roman" w:hAnsi="Aptos Display" w:cs="Calibri"/>
-                <w:color w:val="000000"/>
-                <w:kern w:val="0"/>
-                <w:sz w:val="22"/>
-                <w:szCs w:val="22"/>
-                <w:lang w:eastAsia="pt-BR"/>
-                <w14:ligatures w14:val="none"/>
-              </w:rPr>
-              <w:t xml:space="preserve"> ser montado uma página para a criação de </w:t>
-            </w:r>
-            <w:r>
-              <w:rPr>
-                <w:rFonts w:ascii="Aptos Display" w:eastAsia="Times New Roman" w:hAnsi="Aptos Display" w:cs="Calibri"/>
-                <w:color w:val="000000"/>
-                <w:kern w:val="0"/>
-                <w:sz w:val="22"/>
-                <w:szCs w:val="22"/>
-                <w:lang w:eastAsia="pt-BR"/>
-                <w14:ligatures w14:val="none"/>
-              </w:rPr>
-              <w:t>novos posts</w:t>
-            </w:r>
-            <w:r>
-              <w:rPr>
-                <w:rFonts w:ascii="Aptos Display" w:eastAsia="Times New Roman" w:hAnsi="Aptos Display" w:cs="Calibri"/>
-                <w:color w:val="000000"/>
-                <w:kern w:val="0"/>
-                <w:sz w:val="22"/>
-                <w:szCs w:val="22"/>
-                <w:lang w:eastAsia="pt-BR"/>
-                <w14:ligatures w14:val="none"/>
-              </w:rPr>
-              <w:t>.</w:t>
+              <w:t>Deverá ser montado uma página para a criação de novos posts.</w:t>
             </w:r>
           </w:p>
         </w:tc>
@@ -4800,6 +4528,7 @@
                 <w:lang w:eastAsia="pt-BR"/>
                 <w14:ligatures w14:val="none"/>
               </w:rPr>
+              <w:lastRenderedPageBreak/>
               <w:t>Funcional</w:t>
             </w:r>
           </w:p>
@@ -4924,31 +4653,7 @@
                 <w:lang w:eastAsia="pt-BR"/>
                 <w14:ligatures w14:val="none"/>
               </w:rPr>
-              <w:t xml:space="preserve">Os dados para </w:t>
-            </w:r>
-            <w:r>
-              <w:rPr>
-                <w:rFonts w:ascii="Aptos Display" w:eastAsia="Times New Roman" w:hAnsi="Aptos Display" w:cs="Calibri"/>
-                <w:color w:val="000000"/>
-                <w:kern w:val="0"/>
-                <w:sz w:val="22"/>
-                <w:szCs w:val="22"/>
-                <w:lang w:eastAsia="pt-BR"/>
-                <w14:ligatures w14:val="none"/>
-              </w:rPr>
-              <w:t>criar</w:t>
-            </w:r>
-            <w:r>
-              <w:rPr>
-                <w:rFonts w:ascii="Aptos Display" w:eastAsia="Times New Roman" w:hAnsi="Aptos Display" w:cs="Calibri"/>
-                <w:color w:val="000000"/>
-                <w:kern w:val="0"/>
-                <w:sz w:val="22"/>
-                <w:szCs w:val="22"/>
-                <w:lang w:eastAsia="pt-BR"/>
-                <w14:ligatures w14:val="none"/>
-              </w:rPr>
-              <w:t xml:space="preserve"> post deve ser preenchido com no mínimo descrição</w:t>
+              <w:t>Os dados para criar post deve ser preenchido com no mínimo descrição</w:t>
             </w:r>
           </w:p>
         </w:tc>
@@ -5374,31 +5079,7 @@
                 <w:lang w:eastAsia="pt-BR"/>
                 <w14:ligatures w14:val="none"/>
               </w:rPr>
-              <w:t xml:space="preserve">Caso o usuário não esteja com vontade de criar um comentário, a IA BOB IA </w:t>
-            </w:r>
-            <w:r>
-              <w:rPr>
-                <w:rFonts w:ascii="Aptos Display" w:eastAsia="Times New Roman" w:hAnsi="Aptos Display" w:cs="Calibri"/>
-                <w:color w:val="000000"/>
-                <w:kern w:val="0"/>
-                <w:sz w:val="22"/>
-                <w:szCs w:val="22"/>
-                <w:lang w:eastAsia="pt-BR"/>
-                <w14:ligatures w14:val="none"/>
-              </w:rPr>
-              <w:t>estará</w:t>
-            </w:r>
-            <w:r>
-              <w:rPr>
-                <w:rFonts w:ascii="Aptos Display" w:eastAsia="Times New Roman" w:hAnsi="Aptos Display" w:cs="Calibri"/>
-                <w:color w:val="000000"/>
-                <w:kern w:val="0"/>
-                <w:sz w:val="22"/>
-                <w:szCs w:val="22"/>
-                <w:lang w:eastAsia="pt-BR"/>
-                <w14:ligatures w14:val="none"/>
-              </w:rPr>
-              <w:t xml:space="preserve"> lá apenas para criação de comentário</w:t>
+              <w:t>Caso o usuário não esteja com vontade de criar um comentário, a IA BOB IA estará lá apenas para criação de comentário</w:t>
             </w:r>
           </w:p>
         </w:tc>
@@ -5913,7 +5594,6 @@
                 <w:lang w:eastAsia="pt-BR"/>
                 <w14:ligatures w14:val="none"/>
               </w:rPr>
-              <w:lastRenderedPageBreak/>
               <w:t>Não funcional</w:t>
             </w:r>
           </w:p>
@@ -6038,31 +5718,7 @@
                 <w:lang w:eastAsia="pt-BR"/>
                 <w14:ligatures w14:val="none"/>
               </w:rPr>
-              <w:t xml:space="preserve">O site </w:t>
-            </w:r>
-            <w:r>
-              <w:rPr>
-                <w:rFonts w:ascii="Aptos Display" w:eastAsia="Times New Roman" w:hAnsi="Aptos Display" w:cs="Calibri"/>
-                <w:color w:val="000000"/>
-                <w:kern w:val="0"/>
-                <w:sz w:val="22"/>
-                <w:szCs w:val="22"/>
-                <w:lang w:eastAsia="pt-BR"/>
-                <w14:ligatures w14:val="none"/>
-              </w:rPr>
-              <w:t>deverá</w:t>
-            </w:r>
-            <w:r>
-              <w:rPr>
-                <w:rFonts w:ascii="Aptos Display" w:eastAsia="Times New Roman" w:hAnsi="Aptos Display" w:cs="Calibri"/>
-                <w:color w:val="000000"/>
-                <w:kern w:val="0"/>
-                <w:sz w:val="22"/>
-                <w:szCs w:val="22"/>
-                <w:lang w:eastAsia="pt-BR"/>
-                <w14:ligatures w14:val="none"/>
-              </w:rPr>
-              <w:t xml:space="preserve"> ter um design limpo e moderno</w:t>
+              <w:t>O site deverá ter um design limpo e moderno</w:t>
             </w:r>
           </w:p>
         </w:tc>
@@ -6275,31 +5931,7 @@
                 <w:lang w:eastAsia="pt-BR"/>
                 <w14:ligatures w14:val="none"/>
               </w:rPr>
-              <w:t xml:space="preserve">Deve ter </w:t>
-            </w:r>
-            <w:r>
-              <w:rPr>
-                <w:rFonts w:ascii="Aptos Display" w:eastAsia="Times New Roman" w:hAnsi="Aptos Display" w:cs="Calibri"/>
-                <w:color w:val="000000"/>
-                <w:kern w:val="0"/>
-                <w:sz w:val="22"/>
-                <w:szCs w:val="22"/>
-                <w:lang w:eastAsia="pt-BR"/>
-                <w14:ligatures w14:val="none"/>
-              </w:rPr>
-              <w:t>protótipo</w:t>
-            </w:r>
-            <w:r>
-              <w:rPr>
-                <w:rFonts w:ascii="Aptos Display" w:eastAsia="Times New Roman" w:hAnsi="Aptos Display" w:cs="Calibri"/>
-                <w:color w:val="000000"/>
-                <w:kern w:val="0"/>
-                <w:sz w:val="22"/>
-                <w:szCs w:val="22"/>
-                <w:lang w:eastAsia="pt-BR"/>
-                <w14:ligatures w14:val="none"/>
-              </w:rPr>
-              <w:t xml:space="preserve"> dos seguintes itens: site institucional e suas páginas e banco de dados.</w:t>
+              <w:t>Deve ter protótipo dos seguintes itens: site institucional e suas páginas e banco de dados.</w:t>
             </w:r>
           </w:p>
         </w:tc>
@@ -7151,31 +6783,7 @@
                 <w:lang w:eastAsia="pt-BR"/>
                 <w14:ligatures w14:val="none"/>
               </w:rPr>
-              <w:t xml:space="preserve">As curtidas serão exibidas em forma de coração </w:t>
-            </w:r>
-            <w:r>
-              <w:rPr>
-                <w:rFonts w:ascii="Aptos Display" w:eastAsia="Times New Roman" w:hAnsi="Aptos Display" w:cs="Calibri"/>
-                <w:color w:val="000000"/>
-                <w:kern w:val="0"/>
-                <w:sz w:val="22"/>
-                <w:szCs w:val="22"/>
-                <w:lang w:eastAsia="pt-BR"/>
-                <w14:ligatures w14:val="none"/>
-              </w:rPr>
-              <w:t>identificando</w:t>
-            </w:r>
-            <w:r>
-              <w:rPr>
-                <w:rFonts w:ascii="Aptos Display" w:eastAsia="Times New Roman" w:hAnsi="Aptos Display" w:cs="Calibri"/>
-                <w:color w:val="000000"/>
-                <w:kern w:val="0"/>
-                <w:sz w:val="22"/>
-                <w:szCs w:val="22"/>
-                <w:lang w:eastAsia="pt-BR"/>
-                <w14:ligatures w14:val="none"/>
-              </w:rPr>
-              <w:t xml:space="preserve"> os posts que estão curtidos com um coração totalmente vermelho</w:t>
+              <w:t>As curtidas serão exibidas em forma de coração identificando os posts que estão curtidos com um coração totalmente vermelho</w:t>
             </w:r>
           </w:p>
         </w:tc>
@@ -7986,19 +7594,7 @@
                 <w:lang w:eastAsia="pt-BR"/>
                 <w14:ligatures w14:val="none"/>
               </w:rPr>
-              <w:t>Biografia (</w:t>
-            </w:r>
-            <w:r>
-              <w:rPr>
-                <w:rFonts w:ascii="Aptos Display" w:eastAsia="Times New Roman" w:hAnsi="Aptos Display" w:cs="Calibri"/>
-                <w:color w:val="000000"/>
-                <w:kern w:val="0"/>
-                <w:sz w:val="22"/>
-                <w:szCs w:val="22"/>
-                <w:lang w:eastAsia="pt-BR"/>
-                <w14:ligatures w14:val="none"/>
-              </w:rPr>
-              <w:t>Perfil)</w:t>
+              <w:t>Biografia (Perfil)</w:t>
             </w:r>
           </w:p>
         </w:tc>
@@ -8039,31 +7635,7 @@
                 <w:lang w:eastAsia="pt-BR"/>
                 <w14:ligatures w14:val="none"/>
               </w:rPr>
-              <w:t xml:space="preserve">O sistema deve exibir a biografia do usuário </w:t>
-            </w:r>
-            <w:r>
-              <w:rPr>
-                <w:rFonts w:ascii="Aptos Display" w:eastAsia="Times New Roman" w:hAnsi="Aptos Display" w:cs="Calibri"/>
-                <w:color w:val="000000"/>
-                <w:kern w:val="0"/>
-                <w:sz w:val="22"/>
-                <w:szCs w:val="22"/>
-                <w:lang w:eastAsia="pt-BR"/>
-                <w14:ligatures w14:val="none"/>
-              </w:rPr>
-              <w:t>na</w:t>
-            </w:r>
-            <w:r>
-              <w:rPr>
-                <w:rFonts w:ascii="Aptos Display" w:eastAsia="Times New Roman" w:hAnsi="Aptos Display" w:cs="Calibri"/>
-                <w:color w:val="000000"/>
-                <w:kern w:val="0"/>
-                <w:sz w:val="22"/>
-                <w:szCs w:val="22"/>
-                <w:lang w:eastAsia="pt-BR"/>
-                <w14:ligatures w14:val="none"/>
-              </w:rPr>
-              <w:t xml:space="preserve"> página de perfil.</w:t>
+              <w:t>O sistema deve exibir a biografia do usuário na página de perfil.</w:t>
             </w:r>
           </w:p>
         </w:tc>
@@ -8489,31 +8061,7 @@
                 <w:lang w:eastAsia="pt-BR"/>
                 <w14:ligatures w14:val="none"/>
               </w:rPr>
-              <w:t xml:space="preserve">O sistema deve permitir visitar o perfil de outro </w:t>
-            </w:r>
-            <w:r>
-              <w:rPr>
-                <w:rFonts w:ascii="Aptos Display" w:eastAsia="Times New Roman" w:hAnsi="Aptos Display" w:cs="Calibri"/>
-                <w:color w:val="000000"/>
-                <w:kern w:val="0"/>
-                <w:sz w:val="22"/>
-                <w:szCs w:val="22"/>
-                <w:lang w:eastAsia="pt-BR"/>
-                <w14:ligatures w14:val="none"/>
-              </w:rPr>
-              <w:t>usuário</w:t>
-            </w:r>
-            <w:r>
-              <w:rPr>
-                <w:rFonts w:ascii="Aptos Display" w:eastAsia="Times New Roman" w:hAnsi="Aptos Display" w:cs="Calibri"/>
-                <w:color w:val="000000"/>
-                <w:kern w:val="0"/>
-                <w:sz w:val="22"/>
-                <w:szCs w:val="22"/>
-                <w:lang w:eastAsia="pt-BR"/>
-                <w14:ligatures w14:val="none"/>
-              </w:rPr>
-              <w:t xml:space="preserve"> quando clicar na foto do usuário que postou o post.</w:t>
+              <w:t>O sistema deve permitir visitar o perfil de outro usuário quando clicar na foto do usuário que postou o post.</w:t>
             </w:r>
           </w:p>
         </w:tc>
@@ -8602,6 +8150,7 @@
                 <w:lang w:eastAsia="pt-BR"/>
                 <w14:ligatures w14:val="none"/>
               </w:rPr>
+              <w:lastRenderedPageBreak/>
               <w:t>Funcional</w:t>
             </w:r>
           </w:p>
@@ -8726,57 +8275,7 @@
                 <w:lang w:eastAsia="pt-BR"/>
                 <w14:ligatures w14:val="none"/>
               </w:rPr>
-              <w:t xml:space="preserve">O sistema deve permitir </w:t>
-            </w:r>
-            <w:proofErr w:type="gramStart"/>
-            <w:r>
-              <w:rPr>
-                <w:rFonts w:ascii="Aptos Display" w:eastAsia="Times New Roman" w:hAnsi="Aptos Display" w:cs="Calibri"/>
-                <w:color w:val="000000"/>
-                <w:kern w:val="0"/>
-                <w:sz w:val="22"/>
-                <w:szCs w:val="22"/>
-                <w:lang w:eastAsia="pt-BR"/>
-                <w14:ligatures w14:val="none"/>
-              </w:rPr>
-              <w:t>curtir</w:t>
-            </w:r>
-            <w:proofErr w:type="gramEnd"/>
-            <w:r>
-              <w:rPr>
-                <w:rFonts w:ascii="Aptos Display" w:eastAsia="Times New Roman" w:hAnsi="Aptos Display" w:cs="Calibri"/>
-                <w:color w:val="000000"/>
-                <w:kern w:val="0"/>
-                <w:sz w:val="22"/>
-                <w:szCs w:val="22"/>
-                <w:lang w:eastAsia="pt-BR"/>
-                <w14:ligatures w14:val="none"/>
-              </w:rPr>
-              <w:t xml:space="preserve"> e </w:t>
-            </w:r>
-            <w:r>
-              <w:rPr>
-                <w:rFonts w:ascii="Aptos Display" w:eastAsia="Times New Roman" w:hAnsi="Aptos Display" w:cs="Calibri"/>
-                <w:color w:val="000000"/>
-                <w:kern w:val="0"/>
-                <w:sz w:val="22"/>
-                <w:szCs w:val="22"/>
-                <w:lang w:eastAsia="pt-BR"/>
-                <w14:ligatures w14:val="none"/>
-              </w:rPr>
-              <w:t>discutir</w:t>
-            </w:r>
-            <w:r>
-              <w:rPr>
-                <w:rFonts w:ascii="Aptos Display" w:eastAsia="Times New Roman" w:hAnsi="Aptos Display" w:cs="Calibri"/>
-                <w:color w:val="000000"/>
-                <w:kern w:val="0"/>
-                <w:sz w:val="22"/>
-                <w:szCs w:val="22"/>
-                <w:lang w:eastAsia="pt-BR"/>
-                <w14:ligatures w14:val="none"/>
-              </w:rPr>
-              <w:t xml:space="preserve"> postagens.</w:t>
+              <w:t>O sistema deve permitir curtir e discutir postagens.</w:t>
             </w:r>
           </w:p>
         </w:tc>
@@ -9717,7 +9216,6 @@
                 <w:lang w:eastAsia="pt-BR"/>
                 <w14:ligatures w14:val="none"/>
               </w:rPr>
-              <w:lastRenderedPageBreak/>
               <w:t>Funcional</w:t>
             </w:r>
           </w:p>
@@ -10341,7 +9839,6 @@
           <w:b/>
           <w:bCs/>
         </w:rPr>
-        <w:lastRenderedPageBreak/>
         <w:t>PREMISSAS</w:t>
       </w:r>
     </w:p>
@@ -10369,7 +9866,21 @@
         <w:jc w:val="both"/>
       </w:pPr>
       <w:r>
-        <w:t>Os comentários e curtidas carregaram, sem nenhum erro, ou corrompimento de informações;</w:t>
+        <w:t>Os comentários e curtidas carregaram,</w:t>
+      </w:r>
+      <w:r>
+        <w:t xml:space="preserve"> os </w:t>
+      </w:r>
+      <w:proofErr w:type="spellStart"/>
+      <w:r>
+        <w:t>PDFs</w:t>
+      </w:r>
+      <w:proofErr w:type="spellEnd"/>
+      <w:r>
+        <w:t xml:space="preserve"> também serão carregados</w:t>
+      </w:r>
+      <w:r>
+        <w:t xml:space="preserve"> sem nenhum erro, ou corrompimento de informações;</w:t>
       </w:r>
     </w:p>
     <w:p>
@@ -10420,7 +9931,13 @@
         <w:jc w:val="both"/>
       </w:pPr>
       <w:r>
-        <w:t>Data de entrega do projeto: 27/05/2025;</w:t>
+        <w:t xml:space="preserve">Data de entrega do projeto: </w:t>
+      </w:r>
+      <w:r>
+        <w:t>30</w:t>
+      </w:r>
+      <w:r>
+        <w:t>/05/2025;</w:t>
       </w:r>
     </w:p>
     <w:p>
@@ -10432,7 +9949,19 @@
         <w:jc w:val="both"/>
       </w:pPr>
       <w:r>
-        <w:t>Entrega das funcionalidades de uma rede social (postagem, curtidas e comentários);</w:t>
+        <w:t>Entrega das funcionalidades de uma rede social (postagem, curtidas</w:t>
+      </w:r>
+      <w:r>
+        <w:t xml:space="preserve">, </w:t>
+      </w:r>
+      <w:r>
+        <w:t>comentários</w:t>
+      </w:r>
+      <w:r>
+        <w:t xml:space="preserve"> e fórum</w:t>
+      </w:r>
+      <w:r>
+        <w:t>);</w:t>
       </w:r>
     </w:p>
     <w:p>
@@ -10517,7 +10046,13 @@
         <w:t>ssam</w:t>
       </w:r>
       <w:r>
-        <w:t>/gostam de carros;</w:t>
+        <w:t xml:space="preserve">/gostam de </w:t>
+      </w:r>
+      <w:r>
+        <w:t>música</w:t>
+      </w:r>
+      <w:r>
+        <w:t>;</w:t>
       </w:r>
     </w:p>
     <w:p>
@@ -10603,77 +10138,29 @@
       <w:pPr>
         <w:jc w:val="both"/>
       </w:pPr>
-      <w:hyperlink r:id="rId7" w:history="1">
+      <w:hyperlink r:id="rId9" w:history="1">
         <w:r>
           <w:rPr>
             <w:rStyle w:val="Hyperlink"/>
           </w:rPr>
-          <w:t>https://virtualclassico.com/2025/05/19/musica-classica-nao-e-chata-descubra-o-prazer-de-apren</w:t>
+          <w:t>https://virtualclassico.com/2025/05/19/musica-classica-nao-e-chata-descubra-o-prazer-de-aprender-a-ouvir/</w:t>
         </w:r>
+      </w:hyperlink>
+    </w:p>
+    <w:p>
+      <w:pPr>
+        <w:jc w:val="both"/>
+        <w:rPr>
+          <w:b/>
+          <w:bCs/>
+        </w:rPr>
+      </w:pPr>
+      <w:hyperlink r:id="rId10" w:history="1">
         <w:r>
           <w:rPr>
             <w:rStyle w:val="Hyperlink"/>
           </w:rPr>
-          <w:t>d</w:t>
-        </w:r>
-        <w:r>
-          <w:rPr>
-            <w:rStyle w:val="Hyperlink"/>
-          </w:rPr>
-          <w:t>er-a-ouvir/</w:t>
-        </w:r>
-      </w:hyperlink>
-    </w:p>
-    <w:p>
-      <w:pPr>
-        <w:jc w:val="both"/>
-        <w:rPr>
-          <w:b/>
-          <w:bCs/>
-        </w:rPr>
-      </w:pPr>
-      <w:hyperlink r:id="rId8" w:history="1">
-        <w:r>
-          <w:rPr>
-            <w:rStyle w:val="Hyperlink"/>
-          </w:rPr>
-          <w:t>https://www.terra.c</w:t>
-        </w:r>
-        <w:r>
-          <w:rPr>
-            <w:rStyle w:val="Hyperlink"/>
-          </w:rPr>
-          <w:t>o</w:t>
-        </w:r>
-        <w:r>
-          <w:rPr>
-            <w:rStyle w:val="Hyperlink"/>
-          </w:rPr>
-          <w:t>m.br/noticias/musicas-classicas-no-dia-a-dia-veja-momentos-em-que</w:t>
-        </w:r>
-        <w:r>
-          <w:rPr>
-            <w:rStyle w:val="Hyperlink"/>
-          </w:rPr>
-          <w:t>-</w:t>
-        </w:r>
-        <w:r>
-          <w:rPr>
-            <w:rStyle w:val="Hyperlink"/>
-          </w:rPr>
-          <w:t>ela-esta</w:t>
-        </w:r>
-        <w:r>
-          <w:rPr>
-            <w:rStyle w:val="Hyperlink"/>
-          </w:rPr>
-          <w:t>-</w:t>
-        </w:r>
-        <w:r>
-          <w:rPr>
-            <w:rStyle w:val="Hyperlink"/>
-          </w:rPr>
-          <w:t>presente,e66715f98cc3779cefaf2e147e4607dads52htss.html</w:t>
+          <w:t>https://www.terra.com.br/noticias/musicas-classicas-no-dia-a-dia-veja-momentos-em-que-ela-esta-presente,e66715f98cc3779cefaf2e147e4607dads52htss.html</w:t>
         </w:r>
       </w:hyperlink>
     </w:p>
@@ -10685,6 +10172,56 @@
     </w:sectPr>
   </w:body>
 </w:document>
+</file>
+
+<file path=word/endnotes.xml><?xml version="1.0" encoding="utf-8"?>
+<w:endnotes xmlns:wpc="http://schemas.microsoft.com/office/word/2010/wordprocessingCanvas" xmlns:cx="http://schemas.microsoft.com/office/drawing/2014/chartex" xmlns:cx1="http://schemas.microsoft.com/office/drawing/2015/9/8/chartex" xmlns:cx2="http://schemas.microsoft.com/office/drawing/2015/10/21/chartex" xmlns:cx3="http://schemas.microsoft.com/office/drawing/2016/5/9/chartex" xmlns:cx4="http://schemas.microsoft.com/office/drawing/2016/5/10/chartex" xmlns:cx5="http://schemas.microsoft.com/office/drawing/2016/5/11/chartex" xmlns:cx6="http://schemas.microsoft.com/office/drawing/2016/5/12/chartex" xmlns:cx7="http://schemas.microsoft.com/office/drawing/2016/5/13/chartex" xmlns:cx8="http://schemas.microsoft.com/office/drawing/2016/5/14/chartex" xmlns:mc="http://schemas.openxmlformats.org/markup-compatibility/2006" xmlns:aink="http://schemas.microsoft.com/office/drawing/2016/ink" xmlns:am3d="http://schemas.microsoft.com/office/drawing/2017/model3d" xmlns:o="urn:schemas-microsoft-com:office:office" xmlns:oel="http://schemas.microsoft.com/office/2019/extlst" xmlns:r="http://schemas.openxmlformats.org/officeDocument/2006/relationships" xmlns:m="http://schemas.openxmlformats.org/officeDocument/2006/math" xmlns:v="urn:schemas-microsoft-com:vml" xmlns:wp14="http://schemas.microsoft.com/office/word/2010/wordprocessingDrawing" xmlns:wp="http://schemas.openxmlformats.org/drawingml/2006/wordprocessingDrawing" xmlns:w10="urn:schemas-microsoft-com:office:word" xmlns:w="http://schemas.openxmlformats.org/wordprocessingml/2006/main" xmlns:w14="http://schemas.microsoft.com/office/word/2010/wordml" xmlns:w15="http://schemas.microsoft.com/office/word/2012/wordml" xmlns:w16cex="http://schemas.microsoft.com/office/word/2018/wordml/cex" xmlns:w16cid="http://schemas.microsoft.com/office/word/2016/wordml/cid" xmlns:w16="http://schemas.microsoft.com/office/word/2018/wordml" xmlns:w16du="http://schemas.microsoft.com/office/word/2023/wordml/word16du" xmlns:w16sdtdh="http://schemas.microsoft.com/office/word/2020/wordml/sdtdatahash" xmlns:w16sdtfl="http://schemas.microsoft.com/office/word/2024/wordml/sdtformatlock" xmlns:w16se="http://schemas.microsoft.com/office/word/2015/wordml/symex" xmlns:wpg="http://schemas.microsoft.com/office/word/2010/wordprocessingGroup" xmlns:wpi="http://schemas.microsoft.com/office/word/2010/wordprocessingInk" xmlns:wne="http://schemas.microsoft.com/office/word/2006/wordml" xmlns:wps="http://schemas.microsoft.com/office/word/2010/wordprocessingShape" mc:Ignorable="w14 w15 w16se w16cid w16 w16cex w16sdtdh w16sdtfl w16du wp14">
+  <w:endnote w:type="separator" w:id="-1">
+    <w:p>
+      <w:pPr>
+        <w:spacing w:after="0" w:line="240" w:lineRule="auto"/>
+      </w:pPr>
+      <w:r>
+        <w:separator/>
+      </w:r>
+    </w:p>
+  </w:endnote>
+  <w:endnote w:type="continuationSeparator" w:id="0">
+    <w:p>
+      <w:pPr>
+        <w:spacing w:after="0" w:line="240" w:lineRule="auto"/>
+      </w:pPr>
+      <w:r>
+        <w:continuationSeparator/>
+      </w:r>
+    </w:p>
+  </w:endnote>
+</w:endnotes>
+</file>
+
+<file path=word/footnotes.xml><?xml version="1.0" encoding="utf-8"?>
+<w:footnotes xmlns:wpc="http://schemas.microsoft.com/office/word/2010/wordprocessingCanvas" xmlns:cx="http://schemas.microsoft.com/office/drawing/2014/chartex" xmlns:cx1="http://schemas.microsoft.com/office/drawing/2015/9/8/chartex" xmlns:cx2="http://schemas.microsoft.com/office/drawing/2015/10/21/chartex" xmlns:cx3="http://schemas.microsoft.com/office/drawing/2016/5/9/chartex" xmlns:cx4="http://schemas.microsoft.com/office/drawing/2016/5/10/chartex" xmlns:cx5="http://schemas.microsoft.com/office/drawing/2016/5/11/chartex" xmlns:cx6="http://schemas.microsoft.com/office/drawing/2016/5/12/chartex" xmlns:cx7="http://schemas.microsoft.com/office/drawing/2016/5/13/chartex" xmlns:cx8="http://schemas.microsoft.com/office/drawing/2016/5/14/chartex" xmlns:mc="http://schemas.openxmlformats.org/markup-compatibility/2006" xmlns:aink="http://schemas.microsoft.com/office/drawing/2016/ink" xmlns:am3d="http://schemas.microsoft.com/office/drawing/2017/model3d" xmlns:o="urn:schemas-microsoft-com:office:office" xmlns:oel="http://schemas.microsoft.com/office/2019/extlst" xmlns:r="http://schemas.openxmlformats.org/officeDocument/2006/relationships" xmlns:m="http://schemas.openxmlformats.org/officeDocument/2006/math" xmlns:v="urn:schemas-microsoft-com:vml" xmlns:wp14="http://schemas.microsoft.com/office/word/2010/wordprocessingDrawing" xmlns:wp="http://schemas.openxmlformats.org/drawingml/2006/wordprocessingDrawing" xmlns:w10="urn:schemas-microsoft-com:office:word" xmlns:w="http://schemas.openxmlformats.org/wordprocessingml/2006/main" xmlns:w14="http://schemas.microsoft.com/office/word/2010/wordml" xmlns:w15="http://schemas.microsoft.com/office/word/2012/wordml" xmlns:w16cex="http://schemas.microsoft.com/office/word/2018/wordml/cex" xmlns:w16cid="http://schemas.microsoft.com/office/word/2016/wordml/cid" xmlns:w16="http://schemas.microsoft.com/office/word/2018/wordml" xmlns:w16du="http://schemas.microsoft.com/office/word/2023/wordml/word16du" xmlns:w16sdtdh="http://schemas.microsoft.com/office/word/2020/wordml/sdtdatahash" xmlns:w16sdtfl="http://schemas.microsoft.com/office/word/2024/wordml/sdtformatlock" xmlns:w16se="http://schemas.microsoft.com/office/word/2015/wordml/symex" xmlns:wpg="http://schemas.microsoft.com/office/word/2010/wordprocessingGroup" xmlns:wpi="http://schemas.microsoft.com/office/word/2010/wordprocessingInk" xmlns:wne="http://schemas.microsoft.com/office/word/2006/wordml" xmlns:wps="http://schemas.microsoft.com/office/word/2010/wordprocessingShape" mc:Ignorable="w14 w15 w16se w16cid w16 w16cex w16sdtdh w16sdtfl w16du wp14">
+  <w:footnote w:type="separator" w:id="-1">
+    <w:p>
+      <w:pPr>
+        <w:spacing w:after="0" w:line="240" w:lineRule="auto"/>
+      </w:pPr>
+      <w:r>
+        <w:separator/>
+      </w:r>
+    </w:p>
+  </w:footnote>
+  <w:footnote w:type="continuationSeparator" w:id="0">
+    <w:p>
+      <w:pPr>
+        <w:spacing w:after="0" w:line="240" w:lineRule="auto"/>
+      </w:pPr>
+      <w:r>
+        <w:continuationSeparator/>
+      </w:r>
+    </w:p>
+  </w:footnote>
+</w:footnotes>
 </file>
 
 <file path=word/numbering.xml><?xml version="1.0" encoding="utf-8"?>
@@ -11714,87 +11251,24 @@
   </w:num>
   <w:num w:numId="3" w16cid:durableId="1121387658">
     <w:abstractNumId w:val="3"/>
-    <w:lvlOverride w:ilvl="0"/>
-    <w:lvlOverride w:ilvl="1"/>
-    <w:lvlOverride w:ilvl="2"/>
-    <w:lvlOverride w:ilvl="3"/>
-    <w:lvlOverride w:ilvl="4"/>
-    <w:lvlOverride w:ilvl="5"/>
-    <w:lvlOverride w:ilvl="6"/>
-    <w:lvlOverride w:ilvl="7"/>
-    <w:lvlOverride w:ilvl="8"/>
   </w:num>
   <w:num w:numId="4" w16cid:durableId="2007780900">
     <w:abstractNumId w:val="0"/>
-    <w:lvlOverride w:ilvl="0"/>
-    <w:lvlOverride w:ilvl="1"/>
-    <w:lvlOverride w:ilvl="2"/>
-    <w:lvlOverride w:ilvl="3"/>
-    <w:lvlOverride w:ilvl="4"/>
-    <w:lvlOverride w:ilvl="5"/>
-    <w:lvlOverride w:ilvl="6"/>
-    <w:lvlOverride w:ilvl="7"/>
-    <w:lvlOverride w:ilvl="8"/>
   </w:num>
   <w:num w:numId="5" w16cid:durableId="656346467">
     <w:abstractNumId w:val="1"/>
-    <w:lvlOverride w:ilvl="0"/>
-    <w:lvlOverride w:ilvl="1"/>
-    <w:lvlOverride w:ilvl="2"/>
-    <w:lvlOverride w:ilvl="3"/>
-    <w:lvlOverride w:ilvl="4"/>
-    <w:lvlOverride w:ilvl="5"/>
-    <w:lvlOverride w:ilvl="6"/>
-    <w:lvlOverride w:ilvl="7"/>
-    <w:lvlOverride w:ilvl="8"/>
   </w:num>
   <w:num w:numId="6" w16cid:durableId="1604455209">
     <w:abstractNumId w:val="8"/>
-    <w:lvlOverride w:ilvl="0"/>
-    <w:lvlOverride w:ilvl="1"/>
-    <w:lvlOverride w:ilvl="2"/>
-    <w:lvlOverride w:ilvl="3"/>
-    <w:lvlOverride w:ilvl="4"/>
-    <w:lvlOverride w:ilvl="5"/>
-    <w:lvlOverride w:ilvl="6"/>
-    <w:lvlOverride w:ilvl="7"/>
-    <w:lvlOverride w:ilvl="8"/>
   </w:num>
   <w:num w:numId="7" w16cid:durableId="1892228224">
     <w:abstractNumId w:val="5"/>
-    <w:lvlOverride w:ilvl="0"/>
-    <w:lvlOverride w:ilvl="1"/>
-    <w:lvlOverride w:ilvl="2"/>
-    <w:lvlOverride w:ilvl="3"/>
-    <w:lvlOverride w:ilvl="4"/>
-    <w:lvlOverride w:ilvl="5"/>
-    <w:lvlOverride w:ilvl="6"/>
-    <w:lvlOverride w:ilvl="7"/>
-    <w:lvlOverride w:ilvl="8"/>
   </w:num>
   <w:num w:numId="8" w16cid:durableId="82921382">
     <w:abstractNumId w:val="2"/>
-    <w:lvlOverride w:ilvl="0"/>
-    <w:lvlOverride w:ilvl="1"/>
-    <w:lvlOverride w:ilvl="2"/>
-    <w:lvlOverride w:ilvl="3"/>
-    <w:lvlOverride w:ilvl="4"/>
-    <w:lvlOverride w:ilvl="5"/>
-    <w:lvlOverride w:ilvl="6"/>
-    <w:lvlOverride w:ilvl="7"/>
-    <w:lvlOverride w:ilvl="8"/>
   </w:num>
   <w:num w:numId="9" w16cid:durableId="1333265967">
     <w:abstractNumId w:val="7"/>
-    <w:lvlOverride w:ilvl="0"/>
-    <w:lvlOverride w:ilvl="1"/>
-    <w:lvlOverride w:ilvl="2"/>
-    <w:lvlOverride w:ilvl="3"/>
-    <w:lvlOverride w:ilvl="4"/>
-    <w:lvlOverride w:ilvl="5"/>
-    <w:lvlOverride w:ilvl="6"/>
-    <w:lvlOverride w:ilvl="7"/>
-    <w:lvlOverride w:ilvl="8"/>
   </w:num>
   <w:num w:numId="10" w16cid:durableId="1397123931">
     <w:abstractNumId w:val="6"/>
@@ -12405,6 +11879,7 @@
   <w:style w:type="character" w:default="1" w:styleId="Fontepargpadro">
     <w:name w:val="Default Paragraph Font"/>
     <w:uiPriority w:val="1"/>
+    <w:semiHidden/>
     <w:unhideWhenUsed/>
   </w:style>
   <w:style w:type="table" w:default="1" w:styleId="Tabelanormal">
@@ -12846,6 +12321,50 @@
       <w:u w:val="single"/>
     </w:rPr>
   </w:style>
+  <w:style w:type="paragraph" w:styleId="Cabealho">
+    <w:name w:val="header"/>
+    <w:basedOn w:val="Normal"/>
+    <w:link w:val="CabealhoChar"/>
+    <w:uiPriority w:val="99"/>
+    <w:unhideWhenUsed/>
+    <w:rsid w:val="0043151C"/>
+    <w:pPr>
+      <w:tabs>
+        <w:tab w:val="center" w:pos="4252"/>
+        <w:tab w:val="right" w:pos="8504"/>
+      </w:tabs>
+      <w:spacing w:after="0" w:line="240" w:lineRule="auto"/>
+    </w:pPr>
+  </w:style>
+  <w:style w:type="character" w:customStyle="1" w:styleId="CabealhoChar">
+    <w:name w:val="Cabeçalho Char"/>
+    <w:basedOn w:val="Fontepargpadro"/>
+    <w:link w:val="Cabealho"/>
+    <w:uiPriority w:val="99"/>
+    <w:rsid w:val="0043151C"/>
+  </w:style>
+  <w:style w:type="paragraph" w:styleId="Rodap">
+    <w:name w:val="footer"/>
+    <w:basedOn w:val="Normal"/>
+    <w:link w:val="RodapChar"/>
+    <w:uiPriority w:val="99"/>
+    <w:unhideWhenUsed/>
+    <w:rsid w:val="0043151C"/>
+    <w:pPr>
+      <w:tabs>
+        <w:tab w:val="center" w:pos="4252"/>
+        <w:tab w:val="right" w:pos="8504"/>
+      </w:tabs>
+      <w:spacing w:after="0" w:line="240" w:lineRule="auto"/>
+    </w:pPr>
+  </w:style>
+  <w:style w:type="character" w:customStyle="1" w:styleId="RodapChar">
+    <w:name w:val="Rodapé Char"/>
+    <w:basedOn w:val="Fontepargpadro"/>
+    <w:link w:val="Rodap"/>
+    <w:uiPriority w:val="99"/>
+    <w:rsid w:val="0043151C"/>
+  </w:style>
 </w:styles>
 </file>
 
